--- a/Phiếu tự đánh giá nhóm.docx
+++ b/Phiếu tự đánh giá nhóm.docx
@@ -262,7 +262,7 @@
                 <w:kern w:val="0"/>
                 <w:sz w:val="26"/>
                 <w:szCs w:val="26"/>
-                <w:lang w:eastAsia="vi-VN"/>
+                <w:lang w:val="en-US" w:eastAsia="vi-VN"/>
                 <w14:ligatures w14:val="none"/>
               </w:rPr>
             </w:pPr>
@@ -337,6 +337,18 @@
                 <w14:ligatures w14:val="none"/>
               </w:rPr>
               <w:t>trình</w:t>
+            </w:r>
+            <w:r>
+              <w:rPr>
+                <w:rFonts w:asciiTheme="majorHAnsi" w:eastAsia="Times New Roman" w:hAnsiTheme="majorHAnsi" w:cstheme="majorHAnsi"/>
+                <w:color w:val="000000"/>
+                <w:kern w:val="0"/>
+                <w:sz w:val="26"/>
+                <w:szCs w:val="26"/>
+                <w:lang w:val="en-US" w:eastAsia="vi-VN"/>
+                <w14:ligatures w14:val="none"/>
+              </w:rPr>
+              <w:t>, export excel thống kế</w:t>
             </w:r>
           </w:p>
         </w:tc>
@@ -355,7 +367,7 @@
                 <w:kern w:val="0"/>
                 <w:sz w:val="26"/>
                 <w:szCs w:val="26"/>
-                <w:lang w:eastAsia="vi-VN"/>
+                <w:lang w:val="en-US" w:eastAsia="vi-VN"/>
                 <w14:ligatures w14:val="none"/>
               </w:rPr>
             </w:pPr>
@@ -370,6 +382,42 @@
                 <w14:ligatures w14:val="none"/>
               </w:rPr>
               <w:t>Tích cực</w:t>
+            </w:r>
+            <w:r>
+              <w:rPr>
+                <w:rFonts w:asciiTheme="majorHAnsi" w:eastAsia="Times New Roman" w:hAnsiTheme="majorHAnsi" w:cstheme="majorHAnsi"/>
+                <w:color w:val="000000"/>
+                <w:kern w:val="0"/>
+                <w:sz w:val="26"/>
+                <w:szCs w:val="26"/>
+                <w:lang w:eastAsia="vi-VN"/>
+                <w14:ligatures w14:val="none"/>
+              </w:rPr>
+              <w:t xml:space="preserve">, </w:t>
+            </w:r>
+            <w:r>
+              <w:rPr>
+                <w:rFonts w:asciiTheme="majorHAnsi" w:eastAsia="Times New Roman" w:hAnsiTheme="majorHAnsi" w:cstheme="majorHAnsi"/>
+                <w:color w:val="000000"/>
+                <w:kern w:val="0"/>
+                <w:sz w:val="26"/>
+                <w:szCs w:val="26"/>
+                <w:lang w:val="en-US" w:eastAsia="vi-VN"/>
+                <w14:ligatures w14:val="none"/>
+              </w:rPr>
+              <w:t xml:space="preserve"> </w:t>
+            </w:r>
+            <w:r>
+              <w:rPr>
+                <w:rFonts w:asciiTheme="majorHAnsi" w:eastAsia="Times New Roman" w:hAnsiTheme="majorHAnsi" w:cstheme="majorHAnsi"/>
+                <w:color w:val="000000"/>
+                <w:kern w:val="0"/>
+                <w:sz w:val="26"/>
+                <w:szCs w:val="26"/>
+                <w:lang w:val="en-US" w:eastAsia="vi-VN"/>
+                <w14:ligatures w14:val="none"/>
+              </w:rPr>
+              <w:t>có đóng góp ý kiến</w:t>
             </w:r>
           </w:p>
         </w:tc>
@@ -560,7 +608,7 @@
                 <w:kern w:val="0"/>
                 <w:sz w:val="26"/>
                 <w:szCs w:val="26"/>
-                <w:lang w:eastAsia="vi-VN"/>
+                <w:lang w:val="en-US" w:eastAsia="vi-VN"/>
                 <w14:ligatures w14:val="none"/>
               </w:rPr>
             </w:pPr>
@@ -575,6 +623,18 @@
                 <w14:ligatures w14:val="none"/>
               </w:rPr>
               <w:t>Lê Tấn Tài</w:t>
+            </w:r>
+            <w:r>
+              <w:rPr>
+                <w:rFonts w:asciiTheme="majorHAnsi" w:eastAsia="Times New Roman" w:hAnsiTheme="majorHAnsi" w:cstheme="majorHAnsi"/>
+                <w:color w:val="000000"/>
+                <w:kern w:val="0"/>
+                <w:sz w:val="26"/>
+                <w:szCs w:val="26"/>
+                <w:lang w:val="en-US" w:eastAsia="vi-VN"/>
+                <w14:ligatures w14:val="none"/>
+              </w:rPr>
+              <w:t xml:space="preserve"> (Leader)</w:t>
             </w:r>
           </w:p>
         </w:tc>
@@ -592,7 +652,7 @@
                 <w:kern w:val="0"/>
                 <w:sz w:val="26"/>
                 <w:szCs w:val="26"/>
-                <w:lang w:eastAsia="vi-VN"/>
+                <w:lang w:val="en-US" w:eastAsia="vi-VN"/>
                 <w14:ligatures w14:val="none"/>
               </w:rPr>
             </w:pPr>
@@ -603,10 +663,22 @@
                 <w:kern w:val="0"/>
                 <w:sz w:val="26"/>
                 <w:szCs w:val="26"/>
-                <w:lang w:eastAsia="vi-VN"/>
-                <w14:ligatures w14:val="none"/>
-              </w:rPr>
-              <w:t>Mainform, t</w:t>
+                <w:lang w:val="en-US" w:eastAsia="vi-VN"/>
+                <w14:ligatures w14:val="none"/>
+              </w:rPr>
+              <w:t>Giao diện chung</w:t>
+            </w:r>
+            <w:r>
+              <w:rPr>
+                <w:rFonts w:asciiTheme="majorHAnsi" w:eastAsia="Times New Roman" w:hAnsiTheme="majorHAnsi" w:cstheme="majorHAnsi"/>
+                <w:color w:val="000000"/>
+                <w:kern w:val="0"/>
+                <w:sz w:val="26"/>
+                <w:szCs w:val="26"/>
+                <w:lang w:eastAsia="vi-VN"/>
+                <w14:ligatures w14:val="none"/>
+              </w:rPr>
+              <w:t>, t</w:t>
             </w:r>
             <w:r>
               <w:rPr>
@@ -630,7 +702,19 @@
                 <w:lang w:eastAsia="vi-VN"/>
                 <w14:ligatures w14:val="none"/>
               </w:rPr>
-              <w:t>quyền, import, export file excel</w:t>
+              <w:t>quyền, import file excel</w:t>
+            </w:r>
+            <w:r>
+              <w:rPr>
+                <w:rFonts w:asciiTheme="majorHAnsi" w:eastAsia="Times New Roman" w:hAnsiTheme="majorHAnsi" w:cstheme="majorHAnsi"/>
+                <w:color w:val="000000"/>
+                <w:kern w:val="0"/>
+                <w:sz w:val="26"/>
+                <w:szCs w:val="26"/>
+                <w:lang w:val="en-US" w:eastAsia="vi-VN"/>
+                <w14:ligatures w14:val="none"/>
+              </w:rPr>
+              <w:t xml:space="preserve"> lịch trình</w:t>
             </w:r>
           </w:p>
         </w:tc>
@@ -784,7 +868,7 @@
                 <w:kern w:val="0"/>
                 <w:sz w:val="26"/>
                 <w:szCs w:val="26"/>
-                <w:lang w:eastAsia="vi-VN"/>
+                <w:lang w:val="en-US" w:eastAsia="vi-VN"/>
                 <w14:ligatures w14:val="none"/>
               </w:rPr>
             </w:pPr>
@@ -799,6 +883,18 @@
                 <w14:ligatures w14:val="none"/>
               </w:rPr>
               <w:t>Tích cực</w:t>
+            </w:r>
+            <w:r>
+              <w:rPr>
+                <w:rFonts w:asciiTheme="majorHAnsi" w:eastAsia="Times New Roman" w:hAnsiTheme="majorHAnsi" w:cstheme="majorHAnsi"/>
+                <w:color w:val="000000"/>
+                <w:kern w:val="0"/>
+                <w:sz w:val="26"/>
+                <w:szCs w:val="26"/>
+                <w:lang w:val="en-US" w:eastAsia="vi-VN"/>
+                <w14:ligatures w14:val="none"/>
+              </w:rPr>
+              <w:t xml:space="preserve">, có đóng góp ý kiến </w:t>
             </w:r>
           </w:p>
         </w:tc>
